--- a/01 Tanakh/02 Nevi_im/02 Latter Prophets/12 Yechezkel/Yechezkel 15.docx
+++ b/01 Tanakh/02 Nevi_im/02 Latter Prophets/12 Yechezkel/Yechezkel 15.docx
@@ -22,7 +22,7 @@
           <w:szCs w:val="24"/>
           <w:rtl w:val="0"/>
         </w:rPr>
-        <w:t xml:space="preserve">(Book Title)</w:t>
+        <w:t xml:space="preserve">Yechezkel</w:t>
       </w:r>
     </w:p>
     <w:p>
@@ -43,7 +43,7 @@
           <w:szCs w:val="40"/>
           <w:rtl w:val="0"/>
         </w:rPr>
-        <w:t xml:space="preserve">1</w:t>
+        <w:t xml:space="preserve">15</w:t>
       </w:r>
     </w:p>
     <w:p>
@@ -84,10 +84,8 @@
     </w:p>
     <w:p>
       <w:pPr>
-        <w:ind w:firstLine="720"/>
-        <w:rPr>
-          <w:b w:val="1"/>
-          <w:bCs w:val="1"/>
+        <w:ind w:left="0" w:firstLine="0"/>
+        <w:rPr>
           <w:sz w:val="24"/>
           <w:szCs w:val="24"/>
         </w:rPr>
@@ -117,70 +115,7 @@
           <w:szCs w:val="24"/>
           <w:rtl w:val="0"/>
         </w:rPr>
-        <w:t xml:space="preserve">Text</w:t>
-      </w:r>
-    </w:p>
-    <w:p>
-      <w:pPr>
-        <w:rPr>
-          <w:sz w:val="24"/>
-          <w:szCs w:val="24"/>
-        </w:rPr>
-      </w:pPr>
-      <w:r>
-        <w:rPr>
-          <w:rtl w:val="0"/>
-        </w:rPr>
-      </w:r>
-    </w:p>
-    <w:p>
-      <w:pPr>
-        <w:rPr>
-          <w:sz w:val="24"/>
-          <w:szCs w:val="24"/>
-        </w:rPr>
-      </w:pPr>
-      <w:r>
-        <w:rPr>
-          <w:rtl w:val="0"/>
-        </w:rPr>
-      </w:r>
-    </w:p>
-    <w:p>
-      <w:pPr>
-        <w:ind w:firstLine="720"/>
-        <w:rPr>
-          <w:b w:val="1"/>
-          <w:bCs w:val="1"/>
-          <w:sz w:val="24"/>
-          <w:szCs w:val="24"/>
-        </w:rPr>
-      </w:pPr>
-      <w:r>
-        <w:rPr>
-          <w:b w:val="1"/>
-          <w:bCs w:val="1"/>
-          <w:sz w:val="24"/>
-          <w:szCs w:val="24"/>
-          <w:rtl w:val="0"/>
-        </w:rPr>
-        <w:t xml:space="preserve">(Section Title)</w:t>
-      </w:r>
-    </w:p>
-    <w:p>
-      <w:pPr>
-        <w:ind w:firstLine="720"/>
-        <w:rPr>
-          <w:b w:val="1"/>
-          <w:bCs w:val="1"/>
-          <w:sz w:val="24"/>
-          <w:szCs w:val="24"/>
-        </w:rPr>
-      </w:pPr>
-      <w:r>
-        <w:rPr>
-          <w:rtl w:val="0"/>
-        </w:rPr>
+        <w:t xml:space="preserve">The word of EHYEH came to me:</w:t>
       </w:r>
     </w:p>
     <w:p>
@@ -202,98 +137,7 @@
           <w:szCs w:val="24"/>
           <w:rtl w:val="0"/>
         </w:rPr>
-        <w:t xml:space="preserve">Text</w:t>
-      </w:r>
-    </w:p>
-    <w:p>
-      <w:pPr>
-        <w:rPr>
-          <w:sz w:val="24"/>
-          <w:szCs w:val="24"/>
-        </w:rPr>
-      </w:pPr>
-      <w:r>
-        <w:rPr>
-          <w:rtl w:val="0"/>
-        </w:rPr>
-      </w:r>
-    </w:p>
-    <w:p>
-      <w:pPr>
-        <w:jc w:val="center"/>
-        <w:rPr>
-          <w:b w:val="1"/>
-          <w:bCs w:val="1"/>
-          <w:sz w:val="40"/>
-          <w:szCs w:val="40"/>
-        </w:rPr>
-      </w:pPr>
-      <w:r>
-        <w:rPr>
-          <w:b w:val="1"/>
-          <w:bCs w:val="1"/>
-          <w:color w:val="999999"/>
-          <w:sz w:val="24"/>
-          <w:szCs w:val="24"/>
-          <w:rtl w:val="0"/>
-        </w:rPr>
-        <w:t xml:space="preserve">(Book Title)</w:t>
-      </w:r>
-      <w:r>
-        <w:rPr>
-          <w:rtl w:val="0"/>
-        </w:rPr>
-      </w:r>
-    </w:p>
-    <w:p>
-      <w:pPr>
-        <w:jc w:val="center"/>
-        <w:rPr>
-          <w:b w:val="1"/>
-          <w:bCs w:val="1"/>
-          <w:sz w:val="40"/>
-          <w:szCs w:val="40"/>
-        </w:rPr>
-      </w:pPr>
-      <w:r>
-        <w:rPr>
-          <w:b w:val="1"/>
-          <w:bCs w:val="1"/>
-          <w:sz w:val="40"/>
-          <w:szCs w:val="40"/>
-          <w:rtl w:val="0"/>
-        </w:rPr>
-        <w:t xml:space="preserve">1</w:t>
-      </w:r>
-    </w:p>
-    <w:p>
-      <w:pPr>
-        <w:rPr>
-          <w:b w:val="1"/>
-          <w:bCs w:val="1"/>
-          <w:sz w:val="24"/>
-          <w:szCs w:val="24"/>
-        </w:rPr>
-      </w:pPr>
-      <w:r>
-        <w:rPr>
-          <w:rtl w:val="0"/>
-        </w:rPr>
-      </w:r>
-    </w:p>
-    <w:p>
-      <w:pPr>
-        <w:rPr>
-          <w:b w:val="1"/>
-          <w:bCs w:val="1"/>
-          <w:sz w:val="24"/>
-          <w:szCs w:val="24"/>
-        </w:rPr>
-      </w:pPr>
-      <w:r>
-        <w:rPr>
-          <w:rtl w:val="0"/>
-        </w:rPr>
+        <w:t xml:space="preserve">“Human being, why should wood from a grapevine be better than some other kind of wood, than some branch that one might find among the trees of the forest?</w:t>
       </w:r>
     </w:p>
     <w:p>
@@ -315,7 +159,117 @@
           <w:szCs w:val="24"/>
           <w:rtl w:val="0"/>
         </w:rPr>
-        <w:t xml:space="preserve">Text</w:t>
+        <w:t xml:space="preserve">Its wood can’t be used to make anything, not even a pin on which to hang a pot.</w:t>
+      </w:r>
+    </w:p>
+    <w:p>
+      <w:pPr>
+        <w:numPr>
+          <w:ilvl w:val="0"/>
+          <w:numId w:val="1"/>
+        </w:numPr>
+        <w:ind w:left="720" w:hanging="360"/>
+        <w:rPr>
+          <w:sz w:val="24"/>
+          <w:szCs w:val="24"/>
+          <w:u w:val="none"/>
+        </w:rPr>
+      </w:pPr>
+      <w:r>
+        <w:rPr>
+          <w:sz w:val="24"/>
+          <w:szCs w:val="24"/>
+          <w:rtl w:val="0"/>
+        </w:rPr>
+        <w:t xml:space="preserve">So now it is thrown in the fire as fuel, the fire consumes both ends of it, and the middle of it is singed — is it useful now for making something?</w:t>
+      </w:r>
+    </w:p>
+    <w:p>
+      <w:pPr>
+        <w:numPr>
+          <w:ilvl w:val="0"/>
+          <w:numId w:val="1"/>
+        </w:numPr>
+        <w:ind w:left="720" w:hanging="360"/>
+        <w:rPr>
+          <w:sz w:val="24"/>
+          <w:szCs w:val="24"/>
+          <w:u w:val="none"/>
+        </w:rPr>
+      </w:pPr>
+      <w:r>
+        <w:rPr>
+          <w:sz w:val="24"/>
+          <w:szCs w:val="24"/>
+          <w:rtl w:val="0"/>
+        </w:rPr>
+        <w:t xml:space="preserve">When it was whole, it was good for nothing; so how much less, when the fire has consumed it, and it is singed, will it be useful for making something!</w:t>
+      </w:r>
+    </w:p>
+    <w:p>
+      <w:pPr>
+        <w:numPr>
+          <w:ilvl w:val="0"/>
+          <w:numId w:val="1"/>
+        </w:numPr>
+        <w:ind w:left="720" w:hanging="360"/>
+        <w:rPr>
+          <w:sz w:val="24"/>
+          <w:szCs w:val="24"/>
+          <w:u w:val="none"/>
+        </w:rPr>
+      </w:pPr>
+      <w:r>
+        <w:rPr>
+          <w:sz w:val="24"/>
+          <w:szCs w:val="24"/>
+          <w:rtl w:val="0"/>
+        </w:rPr>
+        <w:t xml:space="preserve">“So YIHOVEH EHYEH says this: ‘Like wood from the vine among the trees of the forest, which I consign to the fire as fuel, so I give those living in Yerushalayim.</w:t>
+      </w:r>
+    </w:p>
+    <w:p>
+      <w:pPr>
+        <w:numPr>
+          <w:ilvl w:val="0"/>
+          <w:numId w:val="1"/>
+        </w:numPr>
+        <w:ind w:left="720" w:hanging="360"/>
+        <w:rPr>
+          <w:sz w:val="24"/>
+          <w:szCs w:val="24"/>
+          <w:u w:val="none"/>
+        </w:rPr>
+      </w:pPr>
+      <w:r>
+        <w:rPr>
+          <w:sz w:val="24"/>
+          <w:szCs w:val="24"/>
+          <w:rtl w:val="0"/>
+        </w:rPr>
+        <w:t xml:space="preserve">I will set my face against them — they may have escaped one fire, but the fire will consume them yet. When I set my face against them, you will know that I am EHYEH.</w:t>
+      </w:r>
+    </w:p>
+    <w:p>
+      <w:pPr>
+        <w:numPr>
+          <w:ilvl w:val="0"/>
+          <w:numId w:val="1"/>
+        </w:numPr>
+        <w:ind w:left="720" w:hanging="360"/>
+        <w:rPr>
+          <w:sz w:val="24"/>
+          <w:szCs w:val="24"/>
+          <w:u w:val="none"/>
+        </w:rPr>
+      </w:pPr>
+      <w:r>
+        <w:rPr>
+          <w:sz w:val="24"/>
+          <w:szCs w:val="24"/>
+          <w:rtl w:val="0"/>
+        </w:rPr>
+        <w:t xml:space="preserve">I will make the land desolate because they have dealt so treacherously,’ says YIHOVEH EHYEH.”</w:t>
       </w:r>
     </w:p>
     <w:sectPr>
